--- a/en/discovery-articles/1.4 Writing Systems.docx
+++ b/en/discovery-articles/1.4 Writing Systems.docx
@@ -346,7 +346,7 @@
           <w:color w:val="004E8C"/>
           <w:sz w:val="24"/>
         </w:rPr>
-        <w:t>C. Institutional and encyclopedic sources</w:t>
+        <w:t>Institutional and encyclopedic sources</w:t>
       </w:r>
     </w:p>
     <w:p>
@@ -427,7 +427,7 @@
           <w:color w:val="004E8C"/>
           <w:sz w:val="24"/>
         </w:rPr>
-        <w:t>D. Museum, archive, and library resources</w:t>
+        <w:t>Museum, archive, and library resources</w:t>
       </w:r>
     </w:p>
     <w:p>
